--- a/熊猫成仙，从青竹山开始/第一卷 龙蛇起陆/第041章 车底下藏着一根铁钎.docx
+++ b/熊猫成仙，从青竹山开始/第一卷 龙蛇起陆/第041章 车底下藏着一根铁钎.docx
@@ -159,6 +159,20 @@
           <w:sz w:val="27"/>
           <w:szCs w:val="27"/>
         </w:rPr>
+        <w:t xml:space="preserve">他退回到界桩里头，坐下，把屁股对着北边。坐了一会儿，又转回来。</w:t>
+      </w:r>
+    </w:p>
+    <w:p>
+      <w:pPr>
+        <w:spacing w:line="468" w:lineRule="auto" w:after="149"/>
+        <w:ind w:firstLineChars="200" w:firstLine="540"/>
+      </w:pPr>
+      <w:r>
+        <w:rPr>
+          <w:rFonts w:ascii="Times New Roman" w:hAnsi="Times New Roman" w:eastAsia="宋体" w:cs="Times New Roman"/>
+          <w:sz w:val="27"/>
+          <w:szCs w:val="27"/>
+        </w:rPr>
         <w:t xml:space="preserve">风从坡上下来，竹林响成一片。</w:t>
       </w:r>
     </w:p>
@@ -1629,7 +1643,7 @@
           <w:sz w:val="27"/>
           <w:szCs w:val="27"/>
         </w:rPr>
-        <w:t xml:space="preserve">他把竹杖提起来。</w:t>
+        <w:t xml:space="preserve">他把手里的竹杖换了个方向。</w:t>
       </w:r>
     </w:p>
     <w:p>
